--- a/LLM_and_Enterprise_RAG_Bootcamp/Lab_Walkthroughs/Week_05_Lab_C_blip_2_zero_shot_visual_question_answering.docx
+++ b/LLM_and_Enterprise_RAG_Bootcamp/Lab_Walkthroughs/Week_05_Lab_C_blip_2_zero_shot_visual_question_answering.docx
@@ -155,6 +155,417 @@
           <w:sz w:val="22"/>
         </w:rPr>
         <w:t>Analyze the failures of each.</w:t>
+      </w:r>
+    </w:p>
+    <w:p>
+      <w:r>
+        <w:rPr>
+          <w:b/>
+          <w:color w:val="1E2761"/>
+          <w:sz w:val="32"/>
+        </w:rPr>
+        <w:t>Starter Code</w:t>
+      </w:r>
+    </w:p>
+    <w:p>
+      <w:r>
+        <w:rPr>
+          <w:color w:val="333333"/>
+          <w:sz w:val="22"/>
+        </w:rPr>
+        <w:t>Copy this into the lab workspace and fill in the marked sections.</w:t>
+      </w:r>
+    </w:p>
+    <w:p>
+      <w:pPr>
+        <w:spacing w:after="0" w:before="0"/>
+      </w:pPr>
+      <w:r>
+        <w:rPr>
+          <w:rFonts w:ascii="Consolas" w:hAnsi="Consolas"/>
+          <w:color w:val="101010"/>
+          <w:sz w:val="18"/>
+        </w:rPr>
+        <w:t>import torch</w:t>
+      </w:r>
+    </w:p>
+    <w:p>
+      <w:pPr>
+        <w:spacing w:after="0" w:before="0"/>
+      </w:pPr>
+      <w:r>
+        <w:rPr>
+          <w:rFonts w:ascii="Consolas" w:hAnsi="Consolas"/>
+          <w:color w:val="101010"/>
+          <w:sz w:val="18"/>
+        </w:rPr>
+        <w:t>from PIL import Image</w:t>
+      </w:r>
+    </w:p>
+    <w:p>
+      <w:pPr>
+        <w:spacing w:after="0" w:before="0"/>
+      </w:pPr>
+      <w:r>
+        <w:rPr>
+          <w:rFonts w:ascii="Consolas" w:hAnsi="Consolas"/>
+          <w:color w:val="101010"/>
+          <w:sz w:val="18"/>
+        </w:rPr>
+        <w:t>from lavis.models import load_model_and_preprocess</w:t>
+      </w:r>
+    </w:p>
+    <w:p>
+      <w:pPr>
+        <w:spacing w:after="0" w:before="0"/>
+      </w:pPr>
+      <w:r>
+        <w:rPr>
+          <w:rFonts w:ascii="Consolas" w:hAnsi="Consolas"/>
+          <w:color w:val="101010"/>
+          <w:sz w:val="18"/>
+        </w:rPr>
+        <w:t xml:space="preserve"> </w:t>
+      </w:r>
+    </w:p>
+    <w:p>
+      <w:pPr>
+        <w:spacing w:after="0" w:before="0"/>
+      </w:pPr>
+      <w:r>
+        <w:rPr>
+          <w:rFonts w:ascii="Consolas" w:hAnsi="Consolas"/>
+          <w:color w:val="101010"/>
+          <w:sz w:val="18"/>
+        </w:rPr>
+        <w:t>device = 'cuda' if torch.cuda.is_available() else 'cpu'</w:t>
+      </w:r>
+    </w:p>
+    <w:p>
+      <w:pPr>
+        <w:spacing w:after="0" w:before="0"/>
+      </w:pPr>
+      <w:r>
+        <w:rPr>
+          <w:rFonts w:ascii="Consolas" w:hAnsi="Consolas"/>
+          <w:color w:val="101010"/>
+          <w:sz w:val="18"/>
+        </w:rPr>
+        <w:t>model, vis_processors, _ = load_model_and_preprocess(</w:t>
+      </w:r>
+    </w:p>
+    <w:p>
+      <w:pPr>
+        <w:spacing w:after="0" w:before="0"/>
+      </w:pPr>
+      <w:r>
+        <w:rPr>
+          <w:rFonts w:ascii="Consolas" w:hAnsi="Consolas"/>
+          <w:color w:val="101010"/>
+          <w:sz w:val="18"/>
+        </w:rPr>
+        <w:t xml:space="preserve">    name='blip2_t5', model_type='pretrain_flant5xl',</w:t>
+      </w:r>
+    </w:p>
+    <w:p>
+      <w:pPr>
+        <w:spacing w:after="0" w:before="0"/>
+      </w:pPr>
+      <w:r>
+        <w:rPr>
+          <w:rFonts w:ascii="Consolas" w:hAnsi="Consolas"/>
+          <w:color w:val="101010"/>
+          <w:sz w:val="18"/>
+        </w:rPr>
+        <w:t xml:space="preserve">    is_eval=True, device=device)</w:t>
+      </w:r>
+    </w:p>
+    <w:p>
+      <w:pPr>
+        <w:spacing w:after="0" w:before="0"/>
+      </w:pPr>
+      <w:r>
+        <w:rPr>
+          <w:rFonts w:ascii="Consolas" w:hAnsi="Consolas"/>
+          <w:color w:val="101010"/>
+          <w:sz w:val="18"/>
+        </w:rPr>
+        <w:t xml:space="preserve"> </w:t>
+      </w:r>
+    </w:p>
+    <w:p>
+      <w:pPr>
+        <w:spacing w:after="0" w:before="0"/>
+      </w:pPr>
+      <w:r>
+        <w:rPr>
+          <w:rFonts w:ascii="Consolas" w:hAnsi="Consolas"/>
+          <w:color w:val="101010"/>
+          <w:sz w:val="18"/>
+        </w:rPr>
+        <w:t>def vqa(image_path, question):</w:t>
+      </w:r>
+    </w:p>
+    <w:p>
+      <w:pPr>
+        <w:spacing w:after="0" w:before="0"/>
+      </w:pPr>
+      <w:r>
+        <w:rPr>
+          <w:rFonts w:ascii="Consolas" w:hAnsi="Consolas"/>
+          <w:color w:val="101010"/>
+          <w:sz w:val="18"/>
+        </w:rPr>
+        <w:t xml:space="preserve">    raw = Image.open(image_path).convert('RGB')</w:t>
+      </w:r>
+    </w:p>
+    <w:p>
+      <w:pPr>
+        <w:spacing w:after="0" w:before="0"/>
+      </w:pPr>
+      <w:r>
+        <w:rPr>
+          <w:rFonts w:ascii="Consolas" w:hAnsi="Consolas"/>
+          <w:color w:val="101010"/>
+          <w:sz w:val="18"/>
+        </w:rPr>
+        <w:t xml:space="preserve">    image = vis_processors['eval'](raw).unsqueeze(0).to(device)</w:t>
+      </w:r>
+    </w:p>
+    <w:p>
+      <w:pPr>
+        <w:spacing w:after="0" w:before="0"/>
+      </w:pPr>
+      <w:r>
+        <w:rPr>
+          <w:rFonts w:ascii="Consolas" w:hAnsi="Consolas"/>
+          <w:color w:val="101010"/>
+          <w:sz w:val="18"/>
+        </w:rPr>
+        <w:t xml:space="preserve">    prompt = f'Question: {question} Short answer:'</w:t>
+      </w:r>
+    </w:p>
+    <w:p>
+      <w:pPr>
+        <w:spacing w:after="0" w:before="0"/>
+      </w:pPr>
+      <w:r>
+        <w:rPr>
+          <w:rFonts w:ascii="Consolas" w:hAnsi="Consolas"/>
+          <w:color w:val="101010"/>
+          <w:sz w:val="18"/>
+        </w:rPr>
+        <w:t xml:space="preserve">    return model.generate({'image': image, 'prompt': prompt},</w:t>
+      </w:r>
+    </w:p>
+    <w:p>
+      <w:pPr>
+        <w:spacing w:after="0" w:before="0"/>
+      </w:pPr>
+      <w:r>
+        <w:rPr>
+          <w:rFonts w:ascii="Consolas" w:hAnsi="Consolas"/>
+          <w:color w:val="101010"/>
+          <w:sz w:val="18"/>
+        </w:rPr>
+        <w:t xml:space="preserve">                          max_length=20)[0]</w:t>
+      </w:r>
+    </w:p>
+    <w:p>
+      <w:pPr>
+        <w:spacing w:after="0" w:before="0"/>
+      </w:pPr>
+      <w:r>
+        <w:rPr>
+          <w:rFonts w:ascii="Consolas" w:hAnsi="Consolas"/>
+          <w:color w:val="101010"/>
+          <w:sz w:val="18"/>
+        </w:rPr>
+        <w:t xml:space="preserve"> </w:t>
+      </w:r>
+    </w:p>
+    <w:p>
+      <w:pPr>
+        <w:spacing w:after="0" w:before="0"/>
+      </w:pPr>
+      <w:r>
+        <w:rPr>
+          <w:rFonts w:ascii="Consolas" w:hAnsi="Consolas"/>
+          <w:color w:val="101010"/>
+          <w:sz w:val="18"/>
+        </w:rPr>
+        <w:t>results = []</w:t>
+      </w:r>
+    </w:p>
+    <w:p>
+      <w:pPr>
+        <w:spacing w:after="0" w:before="0"/>
+      </w:pPr>
+      <w:r>
+        <w:rPr>
+          <w:rFonts w:ascii="Consolas" w:hAnsi="Consolas"/>
+          <w:color w:val="101010"/>
+          <w:sz w:val="18"/>
+        </w:rPr>
+        <w:t>for row in load_questions('data/vqa_30.jsonl'):</w:t>
+      </w:r>
+    </w:p>
+    <w:p>
+      <w:pPr>
+        <w:spacing w:after="0" w:before="0"/>
+      </w:pPr>
+      <w:r>
+        <w:rPr>
+          <w:rFonts w:ascii="Consolas" w:hAnsi="Consolas"/>
+          <w:color w:val="101010"/>
+          <w:sz w:val="18"/>
+        </w:rPr>
+        <w:t xml:space="preserve">    pred = vqa(row['image'], row['question'])</w:t>
+      </w:r>
+    </w:p>
+    <w:p>
+      <w:pPr>
+        <w:spacing w:after="0" w:before="0"/>
+      </w:pPr>
+      <w:r>
+        <w:rPr>
+          <w:rFonts w:ascii="Consolas" w:hAnsi="Consolas"/>
+          <w:color w:val="101010"/>
+          <w:sz w:val="18"/>
+        </w:rPr>
+        <w:t xml:space="preserve">    results.append({'q': row['question'], 'pred': pred,</w:t>
+      </w:r>
+    </w:p>
+    <w:p>
+      <w:pPr>
+        <w:spacing w:after="0" w:before="0"/>
+      </w:pPr>
+      <w:r>
+        <w:rPr>
+          <w:rFonts w:ascii="Consolas" w:hAnsi="Consolas"/>
+          <w:color w:val="101010"/>
+          <w:sz w:val="18"/>
+        </w:rPr>
+        <w:t xml:space="preserve">                    'gold': row['answer']})</w:t>
+      </w:r>
+    </w:p>
+    <w:p>
+      <w:pPr>
+        <w:spacing w:after="0" w:before="0"/>
+      </w:pPr>
+      <w:r>
+        <w:rPr>
+          <w:rFonts w:ascii="Consolas" w:hAnsi="Consolas"/>
+          <w:color w:val="101010"/>
+          <w:sz w:val="18"/>
+        </w:rPr>
+        <w:t xml:space="preserve">    print(row['question'], '-&gt;', pred)</w:t>
+      </w:r>
+    </w:p>
+    <w:p>
+      <w:pPr>
+        <w:spacing w:after="0" w:before="0"/>
+      </w:pPr>
+      <w:r>
+        <w:rPr>
+          <w:rFonts w:ascii="Consolas" w:hAnsi="Consolas"/>
+          <w:color w:val="101010"/>
+          <w:sz w:val="18"/>
+        </w:rPr>
+        <w:t># TODO: score correctness, run the same 30 through GPT-4V,</w:t>
+      </w:r>
+    </w:p>
+    <w:p>
+      <w:pPr>
+        <w:spacing w:after="0" w:before="0"/>
+      </w:pPr>
+      <w:r>
+        <w:rPr>
+          <w:rFonts w:ascii="Consolas" w:hAnsi="Consolas"/>
+          <w:color w:val="101010"/>
+          <w:sz w:val="18"/>
+        </w:rPr>
+        <w:t># and write the failure analysis comparing the two</w:t>
+      </w:r>
+    </w:p>
+    <w:p>
+      <w:pPr>
+        <w:spacing w:after="0" w:before="0"/>
+      </w:pPr>
+      <w:r>
+        <w:rPr>
+          <w:rFonts w:ascii="Consolas" w:hAnsi="Consolas"/>
+          <w:color w:val="101010"/>
+          <w:sz w:val="18"/>
+        </w:rPr>
+        <w:t xml:space="preserve"> </w:t>
+      </w:r>
+    </w:p>
+    <w:p>
+      <w:r>
+        <w:rPr>
+          <w:b/>
+          <w:color w:val="1E2761"/>
+          <w:sz w:val="32"/>
+        </w:rPr>
+        <w:t>Verification Checks</w:t>
+      </w:r>
+    </w:p>
+    <w:p>
+      <w:r>
+        <w:rPr>
+          <w:color w:val="333333"/>
+          <w:sz w:val="22"/>
+        </w:rPr>
+        <w:t>Run these before submitting. Each check catches a frequent failure.</w:t>
+      </w:r>
+    </w:p>
+    <w:p>
+      <w:pPr>
+        <w:pStyle w:val="ListBullet"/>
+      </w:pPr>
+      <w:r>
+        <w:rPr>
+          <w:color w:val="333333"/>
+          <w:sz w:val="22"/>
+        </w:rPr>
+        <w:t>BLIP-2 loads in eval mode and answers the smoke-test image ('how many dogs?') sensibly.</w:t>
+      </w:r>
+    </w:p>
+    <w:p>
+      <w:pPr>
+        <w:pStyle w:val="ListBullet"/>
+      </w:pPr>
+      <w:r>
+        <w:rPr>
+          <w:color w:val="333333"/>
+          <w:sz w:val="22"/>
+        </w:rPr>
+        <w:t>All 30 questions produce non-empty answers with no CUDA OOM (use fp16 if VRAM is tight).</w:t>
+      </w:r>
+    </w:p>
+    <w:p>
+      <w:pPr>
+        <w:pStyle w:val="ListBullet"/>
+      </w:pPr>
+      <w:r>
+        <w:rPr>
+          <w:color w:val="333333"/>
+          <w:sz w:val="22"/>
+        </w:rPr>
+        <w:t>The score sheet marks each of the 30 answers correct/incorrect for both BLIP-2 and GPT-4V.</w:t>
+      </w:r>
+    </w:p>
+    <w:p>
+      <w:pPr>
+        <w:pStyle w:val="ListBullet"/>
+      </w:pPr>
+      <w:r>
+        <w:rPr>
+          <w:color w:val="333333"/>
+          <w:sz w:val="22"/>
+        </w:rPr>
+        <w:t>The failure analysis cites at least 3 concrete examples where the two models diverge.</w:t>
       </w:r>
     </w:p>
     <w:p>
@@ -518,6 +929,7 @@
       </w:r>
     </w:p>
     <w:sectPr>
+      <w:footerReference w:type="default" r:id="rId9"/>
       <w:pgSz w:w="12240" w:h="15840"/>
       <w:pgMar w:top="1152" w:right="1296" w:bottom="1152" w:left="1296" w:header="720" w:footer="720" w:gutter="0"/>
       <w:cols w:space="720"/>
@@ -525,6 +937,25 @@
     </w:sectPr>
   </w:body>
 </w:document>
+</file>
+
+<file path=word/footer1.xml><?xml version="1.0" encoding="utf-8"?>
+<w:ftr xmlns:m="http://schemas.openxmlformats.org/officeDocument/2006/math" xmlns:mc="http://schemas.openxmlformats.org/markup-compatibility/2006" xmlns:mo="http://schemas.microsoft.com/office/mac/office/2008/main" xmlns:mv="urn:schemas-microsoft-com:mac:vml" xmlns:o="urn:schemas-microsoft-com:office:office" xmlns:r="http://schemas.openxmlformats.org/officeDocument/2006/relationships" xmlns:v="urn:schemas-microsoft-com:vml" xmlns:w10="urn:schemas-microsoft-com:office:word" xmlns:w14="http://schemas.microsoft.com/office/word/2010/wordml" xmlns:w="http://schemas.openxmlformats.org/wordprocessingml/2006/main" xmlns:wne="http://schemas.microsoft.com/office/word/2006/wordml" xmlns:wp14="http://schemas.microsoft.com/office/word/2010/wordprocessingDrawing" xmlns:wp="http://schemas.openxmlformats.org/drawingml/2006/wordprocessingDrawing" xmlns:wpc="http://schemas.microsoft.com/office/word/2010/wordprocessingCanvas" xmlns:wpg="http://schemas.microsoft.com/office/word/2010/wordprocessingGroup" xmlns:wpi="http://schemas.microsoft.com/office/word/2010/wordprocessingInk" xmlns:wps="http://schemas.microsoft.com/office/word/2010/wordprocessingShape" mc:Ignorable="w14 wp14">
+  <w:p>
+    <w:pPr>
+      <w:pStyle w:val="Footer"/>
+      <w:jc w:val="center"/>
+    </w:pPr>
+    <w:r>
+      <w:rPr>
+        <w:rFonts w:ascii="Calibri" w:hAnsi="Calibri"/>
+        <w:color w:val="333333"/>
+        <w:sz w:val="18"/>
+      </w:rPr>
+      <w:t>© 2026 Proxiant Academy | info@proxiant.com | proxiant.ai/training</w:t>
+    </w:r>
+  </w:p>
+</w:ftr>
 </file>
 
 <file path=word/numbering.xml><?xml version="1.0" encoding="utf-8"?>
